--- a/수사의뢰_진정서_최종.docx
+++ b/수사의뢰_진정서_최종.docx
@@ -7390,7 +7390,7 @@
                 <w:sz w:val="20"/>
                 <w:szCs w:val="20"/>
               </w:rPr>
-              <w:t xml:space="preserve">4개 마을(동곡·횡룡·진농·원삼) 주민 결의 서명부 (불추인 및 고발 동참)</w:t>
+              <w:t xml:space="preserve">4개 마을(동곡·횡룡·진농·원삼) 주민 결의 서명부 (불추인 및 수사 의뢰 동참)</w:t>
             </w:r>
           </w:p>
         </w:tc>
